--- a/en/discovery-articles/4.8 Human Genome Sequencing.docx
+++ b/en/discovery-articles/4.8 Human Genome Sequencing.docx
@@ -229,7 +229,7 @@
           <w:i w:val="0"/>
           <w:sz w:val="22"/>
         </w:rPr>
-        <w:t>A working draft was announced in 2000 and published in 2001; a more complete HGP reference followed in 2003. Automated sequencers, growing computer power, and a political decision to fund big biology made it possible. Competition between public and private teams sped the endgame. Later projects filled remaining gaps and mapped diversity across populations.</w:t>
+        <w:t>A working draft was announced in 2000 and published in 2001; a more complete HGP reference followed in 2003. Automated sequencers, growing computer power, and a political decision to fund big biology made it possible. Competition between public and private teams sped the endgame. Later projects filled remaining gaps and mapped diversity across populations. A telomere-to-telomere (end-to-end) human genome was reported in 2022, filling gaps the 2003 reference still contained.</w:t>
       </w:r>
     </w:p>
     <w:p>

--- a/en/discovery-articles/4.8 Human Genome Sequencing.docx
+++ b/en/discovery-articles/4.8 Human Genome Sequencing.docx
@@ -346,7 +346,7 @@
           <w:color w:val="004E8C"/>
           <w:sz w:val="24"/>
         </w:rPr>
-        <w:t>B. Peer-reviewed articles and original scientific papers</w:t>
+        <w:t>Peer-reviewed articles and original scientific papers</w:t>
       </w:r>
     </w:p>
     <w:p>
@@ -394,7 +394,7 @@
           <w:color w:val="004E8C"/>
           <w:sz w:val="24"/>
         </w:rPr>
-        <w:t>C. Institutional and encyclopedic sources</w:t>
+        <w:t>Institutional and encyclopedic sources</w:t>
       </w:r>
     </w:p>
     <w:p>
@@ -475,7 +475,7 @@
           <w:color w:val="004E8C"/>
           <w:sz w:val="24"/>
         </w:rPr>
-        <w:t>G. Space agencies, laboratories, and scientific organisations</w:t>
+        <w:t>Space agencies, laboratories, and scientific organisations</w:t>
       </w:r>
     </w:p>
     <w:p>
